--- a/Volume 1/Chapter 06 - RESTful APIs/SPA_Vol1_Ch6_Lesson6_14_HTTP_Status_Codes.docx
+++ b/Volume 1/Chapter 06 - RESTful APIs/SPA_Vol1_Ch6_Lesson6_14_HTTP_Status_Codes.docx
@@ -2148,7 +2148,7 @@
         <w:keepNext/>
       </w:pPr>
       <w:r>
-        <w:t>AA14E7E7BD2703694E0A6B6855AF3B8C406102AB1FC56AC905FE33619B31FAA5</w:t>
+        <w:t>DC1E4DE3E0EF3A18F3A5818FAB563EB3FA45D5D3BB1DB527A8D389077ED5EE6C</w:t>
       </w:r>
     </w:p>
     <w:p>
@@ -62606,31 +62606,31 @@
       </w:rPr>
     </w:lvl>
   </w:abstractNum>
-  <w:num w:numId="1" w16cid:durableId="1765567952">
+  <w:num w:numId="1" w16cid:durableId="418716998">
     <w:abstractNumId w:val="8"/>
   </w:num>
-  <w:num w:numId="2" w16cid:durableId="732897948">
+  <w:num w:numId="2" w16cid:durableId="696930007">
     <w:abstractNumId w:val="6"/>
   </w:num>
-  <w:num w:numId="3" w16cid:durableId="1150173341">
+  <w:num w:numId="3" w16cid:durableId="254216247">
     <w:abstractNumId w:val="5"/>
   </w:num>
-  <w:num w:numId="4" w16cid:durableId="1607999277">
+  <w:num w:numId="4" w16cid:durableId="1962759414">
     <w:abstractNumId w:val="4"/>
   </w:num>
-  <w:num w:numId="5" w16cid:durableId="1211847309">
+  <w:num w:numId="5" w16cid:durableId="68617199">
     <w:abstractNumId w:val="7"/>
   </w:num>
-  <w:num w:numId="6" w16cid:durableId="964581693">
+  <w:num w:numId="6" w16cid:durableId="1597401033">
     <w:abstractNumId w:val="3"/>
   </w:num>
-  <w:num w:numId="7" w16cid:durableId="525601411">
+  <w:num w:numId="7" w16cid:durableId="242032442">
     <w:abstractNumId w:val="2"/>
   </w:num>
-  <w:num w:numId="8" w16cid:durableId="182939995">
+  <w:num w:numId="8" w16cid:durableId="2026708011">
     <w:abstractNumId w:val="1"/>
   </w:num>
-  <w:num w:numId="9" w16cid:durableId="611938745">
+  <w:num w:numId="9" w16cid:durableId="416368005">
     <w:abstractNumId w:val="0"/>
   </w:num>
 </w:numbering>

--- a/Volume 1/Chapter 06 - RESTful APIs/SPA_Vol1_Ch6_Lesson6_14_HTTP_Status_Codes.docx
+++ b/Volume 1/Chapter 06 - RESTful APIs/SPA_Vol1_Ch6_Lesson6_14_HTTP_Status_Codes.docx
@@ -1258,7 +1258,7 @@
     </w:p>
     <w:p>
       <w:r>
-        <w:t>The files step 1 copies from lesson-6.11 (certs, .gitignore, the data reset, the project files, .\cpp\httplib.h, .\cpp\vcpkg_installed, your Chapter 5 contacts module, the JSON libraries, and the MySQL DLLs) are not printed in this lesson, so they are not in the layout.</w:t>
+        <w:t>The files step 1 copies from lesson-6.11 (certs, .gitignore, the six data reset files, the project files, .\cpp\httplib.h, .\cpp\vcpkg_installed, your Chapter 5 contacts module, the JSON libraries, and the MySQL DLLs) are not printed in this lesson, so they are not in the layout.</w:t>
       </w:r>
     </w:p>
     <w:p>
@@ -1564,10 +1564,10 @@
         <w:keepNext/>
       </w:pPr>
       <w:r>
-        <w:t>Still in lesson-6.14, copy what Lesson 6.11 already holds: the certificates and .gitignore, the data reset, the four .csproj files, go.mod, package.json, and tsconfig.json, cpp-httplib and the project's OpenSSL, your Chapter 5 contacts module (already renamed to spa_contacts), cJSON and nlohmann/json, and the MySQL DLLs. None of them changes in this lesson, so none is printed again; the last two lines only put this lesson's names into go.mod and package.json. The contact store is not copied: this lesson pri</w:t>
-      </w:r>
-      <w:r>
-        <w:t>nts it in full.</w:t>
+        <w:t xml:space="preserve">Still in lesson-6.14, copy what Lesson 6.11 already holds: the certificates and .gitignore, the six data reset files, the four .csproj files, go.mod, package.json, and tsconfig.json, cpp-httplib and the project's OpenSSL, your Chapter 5 contacts module (already renamed to spa_contacts), cJSON and nlohmann/json, and the MySQL DLLs. None of them changes in this lesson, so none is printed again; the last two lines only put this lesson's names into go.mod and package.json. The contact store is not copied: this </w:t>
+      </w:r>
+      <w:r>
+        <w:t>lesson prints it in full.</w:t>
       </w:r>
     </w:p>
     <w:p>
@@ -1598,7 +1598,7 @@
         <w:pStyle w:val="CommandBlock"/>
       </w:pPr>
       <w:r>
-        <w:t>Copy-Item "$previousLesson\sql\reset_contacts.sql" .\sql</w:t>
+        <w:t>Copy-Item "$previousLesson\sql\reset_contacts_c.sql" .\sql</w:t>
       </w:r>
     </w:p>
     <w:p>
@@ -1606,6 +1606,46 @@
         <w:pStyle w:val="CommandBlock"/>
       </w:pPr>
       <w:r>
+        <w:t>Copy-Item "$previousLesson\sql\reset_contacts_cpp.sql" .\sql</w:t>
+      </w:r>
+    </w:p>
+    <w:p>
+      <w:pPr>
+        <w:pStyle w:val="CommandBlock"/>
+      </w:pPr>
+      <w:r>
+        <w:t>Copy-Item "$previousLesson\sql\reset_contacts_csharp.sql" .\sql</w:t>
+      </w:r>
+    </w:p>
+    <w:p>
+      <w:pPr>
+        <w:pStyle w:val="CommandBlock"/>
+      </w:pPr>
+      <w:r>
+        <w:t>Copy-Item "$previousLesson\sql\reset_contacts_go.sql" .\sql</w:t>
+      </w:r>
+    </w:p>
+    <w:p>
+      <w:pPr>
+        <w:pStyle w:val="CommandBlock"/>
+      </w:pPr>
+      <w:r>
+        <w:t>Copy-Item "$previousLesson\sql\reset_contacts_python.sql" .\sql</w:t>
+      </w:r>
+    </w:p>
+    <w:p>
+      <w:pPr>
+        <w:pStyle w:val="CommandBlock"/>
+      </w:pPr>
+      <w:r>
+        <w:t>Copy-Item "$previousLesson\sql\reset_contacts_typescript.sql" .\sql</w:t>
+      </w:r>
+    </w:p>
+    <w:p>
+      <w:pPr>
+        <w:pStyle w:val="CommandBlock"/>
+      </w:pPr>
+      <w:r>
         <w:t>foreach ($project in "BasicServer", "BasicClient", "Server", "Client") {</w:t>
       </w:r>
     </w:p>
@@ -1916,7 +1956,7 @@
         <w:pStyle w:val="CommandBlock"/>
       </w:pPr>
       <w:r>
-        <w:t>cp ../lesson-6.11/sql/reset_contacts.sql ./sql</w:t>
+        <w:t>cp ../lesson-6.11/sql/reset_contacts_{c,cpp,csharp}.sql ./sql</w:t>
       </w:r>
     </w:p>
     <w:p>
@@ -1924,6 +1964,14 @@
         <w:pStyle w:val="CommandBlock"/>
       </w:pPr>
       <w:r>
+        <w:t>cp ../lesson-6.11/sql/reset_contacts_{go,python,typescript}.sql ./sql</w:t>
+      </w:r>
+    </w:p>
+    <w:p>
+      <w:pPr>
+        <w:pStyle w:val="CommandBlock"/>
+      </w:pPr>
+      <w:r>
         <w:t>for project in BasicServer BasicClient Server Client; do</w:t>
       </w:r>
     </w:p>
@@ -2502,7 +2550,7 @@
     </w:p>
     <w:p>
       <w:r>
-        <w:t>step 1 copied Chapter 5's reset, sql/reset_contacts.sql, from Lesson 6.11. It also drops contacts_old, the name the renamed-table run gives the table, in case a run stopped before it renamed the table back. The Production client writes, so its Build and Run block repeats the reset first.</w:t>
+        <w:t>Step 1 copied Chapter 5's reset from Lesson 6.11: one file per language, such as sql/reset_contacts_go.sql, for its own table, such as contacts_go. Each also drops its table's _old name, such as contacts_go_old, the name the renamed-table run gives the table, in case a run stopped before it renamed the table back. The Production client writes, so its Build and Run block repeats the reset first.</w:t>
       </w:r>
     </w:p>
     <w:p>
@@ -2552,7 +2600,6 @@
     <w:p>
       <w:pPr>
         <w:pStyle w:val="CommandBlock"/>
-        <w:keepNext/>
       </w:pPr>
       <w:r>
         <w:t>&amp; $mysql -u devuser -h 127.0.0.1 -P 3306 `</w:t>
@@ -2561,7 +2608,6 @@
     <w:p>
       <w:pPr>
         <w:pStyle w:val="CommandBlock"/>
-        <w:keepNext/>
       </w:pPr>
       <w:r>
         <w:t xml:space="preserve">    -e "CREATE DATABASE IF NOT EXISTS spa_contacts"</w:t>
@@ -2570,7 +2616,6 @@
     <w:p>
       <w:pPr>
         <w:pStyle w:val="CommandBlock"/>
-        <w:keepNext/>
       </w:pPr>
       <w:r>
         <w:t>&amp; $mysql -u devuser -h 127.0.0.1 -P 3306 -D spa_contacts --commands `</w:t>
@@ -2579,15 +2624,94 @@
     <w:p>
       <w:pPr>
         <w:pStyle w:val="CommandBlock"/>
-        <w:keepNext/>
-      </w:pPr>
-      <w:r>
-        <w:t xml:space="preserve">    -e "source ./sql/reset_contacts.sql"</w:t>
+      </w:pPr>
+      <w:r>
+        <w:t xml:space="preserve">    -e "source ./sql/reset_contacts_c.sql"</w:t>
       </w:r>
     </w:p>
     <w:p>
       <w:pPr>
         <w:pStyle w:val="CommandBlock"/>
+      </w:pPr>
+      <w:r>
+        <w:t>&amp; $mysql -u devuser -h 127.0.0.1 -P 3306 -D spa_contacts --commands `</w:t>
+      </w:r>
+    </w:p>
+    <w:p>
+      <w:pPr>
+        <w:pStyle w:val="CommandBlock"/>
+      </w:pPr>
+      <w:r>
+        <w:t xml:space="preserve">    -e "source ./sql/reset_contacts_cpp.sql"</w:t>
+      </w:r>
+    </w:p>
+    <w:p>
+      <w:pPr>
+        <w:pStyle w:val="CommandBlock"/>
+      </w:pPr>
+      <w:r>
+        <w:t>&amp; $mysql -u devuser -h 127.0.0.1 -P 3306 -D spa_contacts --commands `</w:t>
+      </w:r>
+    </w:p>
+    <w:p>
+      <w:pPr>
+        <w:pStyle w:val="CommandBlock"/>
+      </w:pPr>
+      <w:r>
+        <w:t xml:space="preserve">    -e "source ./sql/reset_contacts_csharp.sql"</w:t>
+      </w:r>
+    </w:p>
+    <w:p>
+      <w:pPr>
+        <w:pStyle w:val="CommandBlock"/>
+      </w:pPr>
+      <w:r>
+        <w:t>&amp; $mysql -u devuser -h 127.0.0.1 -P 3306 -D spa_contacts --commands `</w:t>
+      </w:r>
+    </w:p>
+    <w:p>
+      <w:pPr>
+        <w:pStyle w:val="CommandBlock"/>
+      </w:pPr>
+      <w:r>
+        <w:t xml:space="preserve">    -e "source ./sql/reset_contacts_go.sql"</w:t>
+      </w:r>
+    </w:p>
+    <w:p>
+      <w:pPr>
+        <w:pStyle w:val="CommandBlock"/>
+      </w:pPr>
+      <w:r>
+        <w:t>&amp; $mysql -u devuser -h 127.0.0.1 -P 3306 -D spa_contacts --commands `</w:t>
+      </w:r>
+    </w:p>
+    <w:p>
+      <w:pPr>
+        <w:pStyle w:val="CommandBlock"/>
+      </w:pPr>
+      <w:r>
+        <w:t xml:space="preserve">    -e "source ./sql/reset_contacts_python.sql"</w:t>
+      </w:r>
+    </w:p>
+    <w:p>
+      <w:pPr>
+        <w:pStyle w:val="CommandBlock"/>
+      </w:pPr>
+      <w:r>
+        <w:t>&amp; $mysql -u devuser -h 127.0.0.1 -P 3306 -D spa_contacts --commands `</w:t>
+      </w:r>
+    </w:p>
+    <w:p>
+      <w:pPr>
+        <w:pStyle w:val="CommandBlock"/>
+      </w:pPr>
+      <w:r>
+        <w:t xml:space="preserve">    -e "source ./sql/reset_contacts_typescript.sql"</w:t>
+      </w:r>
+    </w:p>
+    <w:p>
+      <w:pPr>
+        <w:pStyle w:val="CommandBlock"/>
         <w:keepNext/>
       </w:pPr>
       <w:r>
@@ -2600,7 +2724,7 @@
         <w:keepNext/>
       </w:pPr>
       <w:r>
-        <w:t xml:space="preserve">    -e "SELECT id, name, email, phone FROM contacts ORDER BY id"</w:t>
+        <w:t xml:space="preserve">    -e "SELECT id, name, email, phone FROM contacts_c ORDER BY id"</w:t>
       </w:r>
     </w:p>
     <w:p>
@@ -2645,7 +2769,6 @@
     <w:p>
       <w:pPr>
         <w:pStyle w:val="CommandBlock"/>
-        <w:keepNext/>
       </w:pPr>
       <w:r>
         <w:t xml:space="preserve">    -e "CREATE DATABASE IF NOT EXISTS spa_contacts"</w:t>
@@ -2654,15 +2777,102 @@
     <w:p>
       <w:pPr>
         <w:pStyle w:val="CommandBlock"/>
-        <w:keepNext/>
-      </w:pPr>
-      <w:r>
-        <w:t>mysql -u devuser -h 127.0.0.1 -P 3306 -D spa_contacts &lt; ./sql/reset_contacts.sql</w:t>
+      </w:pPr>
+      <w:r>
+        <w:t>mysql -u devuser -h 127.0.0.1 -P 3306 -D spa_contacts \</w:t>
       </w:r>
     </w:p>
     <w:p>
       <w:pPr>
         <w:pStyle w:val="CommandBlock"/>
+      </w:pPr>
+      <w:r>
+        <w:t xml:space="preserve">    &lt; ./sql/reset_contacts_c.sql</w:t>
+      </w:r>
+    </w:p>
+    <w:p>
+      <w:pPr>
+        <w:pStyle w:val="CommandBlock"/>
+      </w:pPr>
+      <w:r>
+        <w:t>mysql -u devuser -h 127.0.0.1 -P 3306 -D spa_contacts \</w:t>
+      </w:r>
+    </w:p>
+    <w:p>
+      <w:pPr>
+        <w:pStyle w:val="CommandBlock"/>
+      </w:pPr>
+      <w:r>
+        <w:t xml:space="preserve">    &lt; ./sql/reset_contacts_cpp.sql</w:t>
+      </w:r>
+    </w:p>
+    <w:p>
+      <w:pPr>
+        <w:pStyle w:val="CommandBlock"/>
+      </w:pPr>
+      <w:r>
+        <w:t>mysql -u devuser -h 127.0.0.1 -P 3306 -D spa_contacts \</w:t>
+      </w:r>
+    </w:p>
+    <w:p>
+      <w:pPr>
+        <w:pStyle w:val="CommandBlock"/>
+      </w:pPr>
+      <w:r>
+        <w:t xml:space="preserve">    &lt; ./sql/reset_contacts_csharp.sql</w:t>
+      </w:r>
+    </w:p>
+    <w:p>
+      <w:pPr>
+        <w:pStyle w:val="CommandBlock"/>
+      </w:pPr>
+      <w:r>
+        <w:t>mysql -u devuser -h 127.0.0.1 -P 3306 -D spa_contacts \</w:t>
+      </w:r>
+    </w:p>
+    <w:p>
+      <w:pPr>
+        <w:pStyle w:val="CommandBlock"/>
+      </w:pPr>
+      <w:r>
+        <w:t xml:space="preserve">    &lt; ./sql/reset_contacts_go.sql</w:t>
+      </w:r>
+    </w:p>
+    <w:p>
+      <w:pPr>
+        <w:pStyle w:val="CommandBlock"/>
+      </w:pPr>
+      <w:r>
+        <w:t>mysql -u devuser -h 127.0.0.1 -P 3306 -D spa_contacts \</w:t>
+      </w:r>
+    </w:p>
+    <w:p>
+      <w:pPr>
+        <w:pStyle w:val="CommandBlock"/>
+      </w:pPr>
+      <w:r>
+        <w:t xml:space="preserve">    &lt; ./sql/reset_contacts_python.sql</w:t>
+      </w:r>
+    </w:p>
+    <w:p>
+      <w:pPr>
+        <w:pStyle w:val="CommandBlock"/>
+      </w:pPr>
+      <w:r>
+        <w:t>mysql -u devuser -h 127.0.0.1 -P 3306 -D spa_contacts \</w:t>
+      </w:r>
+    </w:p>
+    <w:p>
+      <w:pPr>
+        <w:pStyle w:val="CommandBlock"/>
+      </w:pPr>
+      <w:r>
+        <w:t xml:space="preserve">    &lt; ./sql/reset_contacts_typescript.sql</w:t>
+      </w:r>
+    </w:p>
+    <w:p>
+      <w:pPr>
+        <w:pStyle w:val="CommandBlock"/>
         <w:keepNext/>
       </w:pPr>
       <w:r>
@@ -2675,7 +2885,7 @@
         <w:keepNext/>
       </w:pPr>
       <w:r>
-        <w:t xml:space="preserve">    -e "SELECT id, name, email, phone FROM contacts ORDER BY id"</w:t>
+        <w:t xml:space="preserve">    -e "SELECT id, name, email, phone FROM contacts_c ORDER BY id"</w:t>
       </w:r>
     </w:p>
     <w:p>
@@ -2696,7 +2906,7 @@
         <w:keepNext/>
       </w:pPr>
       <w:r>
-        <w:t>The first two commands print nothing. The query prints exactly this table:</w:t>
+        <w:t>The CREATE DATABASE and reset commands print nothing. The query shows the C programs' table, contacts_c; put your language's table in its place to see that one. It prints exactly this table, and every language's table holds the same rows:</w:t>
       </w:r>
     </w:p>
     <w:p>
@@ -2797,7 +3007,7 @@
         <w:pStyle w:val="ListBullet"/>
       </w:pPr>
       <w:r>
-        <w:t>The first request is 500: the table is still named contacts_old, because a renamed-table run stopped early. Run the Data Reset.</w:t>
+        <w:t>The first request is 500: your language's table is still named with _old, such as contacts_go_old, because a renamed-table run stopped early. Run the Data Reset.</w:t>
       </w:r>
     </w:p>
     <w:p>
@@ -7123,7 +7333,7 @@
         <w:pStyle w:val="SourceCode"/>
       </w:pPr>
       <w:r>
-        <w:t>#define REMOVE_CONTACT "DELETE FROM contacts WHERE id = ?"</w:t>
+        <w:t>#define REMOVE_CONTACT "DELETE FROM contacts_c WHERE id = ?"</w:t>
       </w:r>
     </w:p>
     <w:p>
@@ -15185,7 +15395,7 @@
         <w:keepNext/>
       </w:pPr>
       <w:r>
-        <w:t xml:space="preserve">    -e "source ./sql/reset_contacts.sql"</w:t>
+        <w:t xml:space="preserve">    -e "source ./sql/reset_contacts_c.sql"</w:t>
       </w:r>
     </w:p>
     <w:p>
@@ -15309,7 +15519,7 @@
         <w:keepNext/>
       </w:pPr>
       <w:r>
-        <w:t xml:space="preserve">    -e "RENAME TABLE contacts TO contacts_old"</w:t>
+        <w:t xml:space="preserve">    -e "RENAME TABLE contacts_c TO contacts_c_old"</w:t>
       </w:r>
     </w:p>
     <w:p>
@@ -15345,7 +15555,7 @@
         <w:keepNext/>
       </w:pPr>
       <w:r>
-        <w:t xml:space="preserve">    -e "RENAME TABLE contacts_old TO contacts"</w:t>
+        <w:t xml:space="preserve">    -e "RENAME TABLE contacts_c_old TO contacts_c"</w:t>
       </w:r>
     </w:p>
     <w:p>
@@ -15739,7 +15949,7 @@
         <w:keepNext/>
       </w:pPr>
       <w:r>
-        <w:t>mysql -u devuser -h 127.0.0.1 -P 3306 -D spa_contacts &lt; ./sql/reset_contacts.sql</w:t>
+        <w:t>mysql -u devuser -h 127.0.0.1 -P 3306 -D spa_contacts \</w:t>
       </w:r>
     </w:p>
     <w:p>
@@ -15748,6 +15958,15 @@
         <w:keepNext/>
       </w:pPr>
       <w:r>
+        <w:t xml:space="preserve">    &lt; ./sql/reset_contacts_c.sql</w:t>
+      </w:r>
+    </w:p>
+    <w:p>
+      <w:pPr>
+        <w:pStyle w:val="CommandBlock"/>
+        <w:keepNext/>
+      </w:pPr>
+      <w:r>
         <w:t>unset MYSQL_PWD</w:t>
       </w:r>
     </w:p>
@@ -19105,7 +19324,7 @@
         <w:pStyle w:val="SourceCode"/>
       </w:pPr>
       <w:r>
-        <w:t>const std::string REMOVE_CONTACT = "DELETE FROM contacts WHERE id = ?";</w:t>
+        <w:t>const std::string REMOVE_CONTACT = "DELETE FROM contacts_cpp WHERE id = ?";</w:t>
       </w:r>
     </w:p>
     <w:p>
@@ -24566,7 +24785,7 @@
         <w:keepNext/>
       </w:pPr>
       <w:r>
-        <w:t xml:space="preserve">    -e "source ./sql/reset_contacts.sql"</w:t>
+        <w:t xml:space="preserve">    -e "source ./sql/reset_contacts_cpp.sql"</w:t>
       </w:r>
     </w:p>
     <w:p>
@@ -24726,7 +24945,7 @@
         <w:keepNext/>
       </w:pPr>
       <w:r>
-        <w:t xml:space="preserve">    -e "RENAME TABLE contacts TO contacts_old"</w:t>
+        <w:t xml:space="preserve">    -e "RENAME TABLE contacts_cpp TO contacts_cpp_old"</w:t>
       </w:r>
     </w:p>
     <w:p>
@@ -24762,7 +24981,7 @@
         <w:keepNext/>
       </w:pPr>
       <w:r>
-        <w:t xml:space="preserve">    -e "RENAME TABLE contacts_old TO contacts"</w:t>
+        <w:t xml:space="preserve">    -e "RENAME TABLE contacts_cpp_old TO contacts_cpp"</w:t>
       </w:r>
     </w:p>
     <w:p>
@@ -25246,7 +25465,7 @@
         <w:keepNext/>
       </w:pPr>
       <w:r>
-        <w:t>mysql -u devuser -h 127.0.0.1 -P 3306 -D spa_contacts &lt; ./sql/reset_contacts.sql</w:t>
+        <w:t>mysql -u devuser -h 127.0.0.1 -P 3306 -D spa_contacts \</w:t>
       </w:r>
     </w:p>
     <w:p>
@@ -25255,6 +25474,15 @@
         <w:keepNext/>
       </w:pPr>
       <w:r>
+        <w:t xml:space="preserve">    &lt; ./sql/reset_contacts_cpp.sql</w:t>
+      </w:r>
+    </w:p>
+    <w:p>
+      <w:pPr>
+        <w:pStyle w:val="CommandBlock"/>
+        <w:keepNext/>
+      </w:pPr>
+      <w:r>
         <w:t>unset MYSQL_PWD</w:t>
       </w:r>
     </w:p>
@@ -28316,7 +28544,7 @@
         <w:pStyle w:val="SourceCode"/>
       </w:pPr>
       <w:r>
-        <w:t xml:space="preserve">        "DELETE FROM contacts WHERE id = @id";</w:t>
+        <w:t xml:space="preserve">        "DELETE FROM contacts_csharp WHERE id = @id";</w:t>
       </w:r>
     </w:p>
     <w:p>
@@ -34530,7 +34758,7 @@
         <w:keepNext/>
       </w:pPr>
       <w:r>
-        <w:t xml:space="preserve">    -e "source ./sql/reset_contacts.sql"</w:t>
+        <w:t xml:space="preserve">    -e "source ./sql/reset_contacts_csharp.sql"</w:t>
       </w:r>
     </w:p>
     <w:p>
@@ -34627,7 +34855,7 @@
         <w:keepNext/>
       </w:pPr>
       <w:r>
-        <w:t xml:space="preserve">    -e "RENAME TABLE contacts TO contacts_old"</w:t>
+        <w:t xml:space="preserve">    -e "RENAME TABLE contacts_csharp TO contacts_csharp_old"</w:t>
       </w:r>
     </w:p>
     <w:p>
@@ -34663,7 +34891,7 @@
         <w:keepNext/>
       </w:pPr>
       <w:r>
-        <w:t xml:space="preserve">    -e "RENAME TABLE contacts_old TO contacts"</w:t>
+        <w:t xml:space="preserve">    -e "RENAME TABLE contacts_csharp_old TO contacts_csharp"</w:t>
       </w:r>
     </w:p>
     <w:p>
@@ -34940,7 +35168,7 @@
         <w:keepNext/>
       </w:pPr>
       <w:r>
-        <w:t>mysql -u devuser -h 127.0.0.1 -P 3306 -D spa_contacts &lt; ./sql/reset_contacts.sql</w:t>
+        <w:t>mysql -u devuser -h 127.0.0.1 -P 3306 -D spa_contacts \</w:t>
       </w:r>
     </w:p>
     <w:p>
@@ -34949,6 +35177,15 @@
         <w:keepNext/>
       </w:pPr>
       <w:r>
+        <w:t xml:space="preserve">    &lt; ./sql/reset_contacts_csharp.sql</w:t>
+      </w:r>
+    </w:p>
+    <w:p>
+      <w:pPr>
+        <w:pStyle w:val="CommandBlock"/>
+        <w:keepNext/>
+      </w:pPr>
+      <w:r>
         <w:t>unset MYSQL_PWD</w:t>
       </w:r>
     </w:p>
@@ -38276,7 +38513,7 @@
         <w:pStyle w:val="SourceCode"/>
       </w:pPr>
       <w:r>
-        <w:t>const removeContactSQL = "DELETE FROM contacts WHERE id = ?"</w:t>
+        <w:t>const removeContactSQL = "DELETE FROM contacts_go WHERE id = ?"</w:t>
       </w:r>
     </w:p>
     <w:p>
@@ -44503,7 +44740,7 @@
         <w:keepNext/>
       </w:pPr>
       <w:r>
-        <w:t xml:space="preserve">    -e "source ./sql/reset_contacts.sql"</w:t>
+        <w:t xml:space="preserve">    -e "source ./sql/reset_contacts_go.sql"</w:t>
       </w:r>
     </w:p>
     <w:p>
@@ -44600,7 +44837,7 @@
         <w:keepNext/>
       </w:pPr>
       <w:r>
-        <w:t xml:space="preserve">    -e "RENAME TABLE contacts TO contacts_old"</w:t>
+        <w:t xml:space="preserve">    -e "RENAME TABLE contacts_go TO contacts_go_old"</w:t>
       </w:r>
     </w:p>
     <w:p>
@@ -44636,7 +44873,7 @@
         <w:keepNext/>
       </w:pPr>
       <w:r>
-        <w:t xml:space="preserve">    -e "RENAME TABLE contacts_old TO contacts"</w:t>
+        <w:t xml:space="preserve">    -e "RENAME TABLE contacts_go_old TO contacts_go"</w:t>
       </w:r>
     </w:p>
     <w:p>
@@ -44913,7 +45150,7 @@
         <w:keepNext/>
       </w:pPr>
       <w:r>
-        <w:t>mysql -u devuser -h 127.0.0.1 -P 3306 -D spa_contacts &lt; ./sql/reset_contacts.sql</w:t>
+        <w:t>mysql -u devuser -h 127.0.0.1 -P 3306 -D spa_contacts \</w:t>
       </w:r>
     </w:p>
     <w:p>
@@ -44922,6 +45159,15 @@
         <w:keepNext/>
       </w:pPr>
       <w:r>
+        <w:t xml:space="preserve">    &lt; ./sql/reset_contacts_go.sql</w:t>
+      </w:r>
+    </w:p>
+    <w:p>
+      <w:pPr>
+        <w:pStyle w:val="CommandBlock"/>
+        <w:keepNext/>
+      </w:pPr>
+      <w:r>
         <w:t>unset MYSQL_PWD</w:t>
       </w:r>
     </w:p>
@@ -47273,7 +47519,7 @@
         <w:pStyle w:val="SourceCode"/>
       </w:pPr>
       <w:r>
-        <w:t>REMOVE_CONTACT = "DELETE FROM contacts WHERE id = %s"</w:t>
+        <w:t>REMOVE_CONTACT = "DELETE FROM contacts_python WHERE id = %s"</w:t>
       </w:r>
     </w:p>
     <w:p>
@@ -52403,7 +52649,7 @@
         <w:keepNext/>
       </w:pPr>
       <w:r>
-        <w:t xml:space="preserve">    -e "source ./sql/reset_contacts.sql"</w:t>
+        <w:t xml:space="preserve">    -e "source ./sql/reset_contacts_python.sql"</w:t>
       </w:r>
     </w:p>
     <w:p>
@@ -52491,7 +52737,7 @@
         <w:keepNext/>
       </w:pPr>
       <w:r>
-        <w:t xml:space="preserve">    -e "RENAME TABLE contacts TO contacts_old"</w:t>
+        <w:t xml:space="preserve">    -e "RENAME TABLE contacts_python TO contacts_python_old"</w:t>
       </w:r>
     </w:p>
     <w:p>
@@ -52527,7 +52773,7 @@
         <w:keepNext/>
       </w:pPr>
       <w:r>
-        <w:t xml:space="preserve">    -e "RENAME TABLE contacts_old TO contacts"</w:t>
+        <w:t xml:space="preserve">    -e "RENAME TABLE contacts_python_old TO contacts_python"</w:t>
       </w:r>
     </w:p>
     <w:p>
@@ -52777,7 +53023,7 @@
         <w:keepNext/>
       </w:pPr>
       <w:r>
-        <w:t>mysql -u devuser -h 127.0.0.1 -P 3306 -D spa_contacts &lt; ./sql/reset_contacts.sql</w:t>
+        <w:t>mysql -u devuser -h 127.0.0.1 -P 3306 -D spa_contacts \</w:t>
       </w:r>
     </w:p>
     <w:p>
@@ -52786,6 +53032,15 @@
         <w:keepNext/>
       </w:pPr>
       <w:r>
+        <w:t xml:space="preserve">    &lt; ./sql/reset_contacts_python.sql</w:t>
+      </w:r>
+    </w:p>
+    <w:p>
+      <w:pPr>
+        <w:pStyle w:val="CommandBlock"/>
+        <w:keepNext/>
+      </w:pPr>
+      <w:r>
         <w:t>unset MYSQL_PWD</w:t>
       </w:r>
     </w:p>
@@ -55308,7 +55563,7 @@
         <w:pStyle w:val="SourceCode"/>
       </w:pPr>
       <w:r>
-        <w:t>const REMOVE_CONTACT: string = "DELETE FROM contacts WHERE id = ?";</w:t>
+        <w:t>const REMOVE_CONTACT: string = "DELETE FROM contacts_typescript WHERE id = ?";</w:t>
       </w:r>
     </w:p>
     <w:p>
@@ -60847,7 +61102,7 @@
         <w:keepNext/>
       </w:pPr>
       <w:r>
-        <w:t xml:space="preserve">    -e "source ./sql/reset_contacts.sql"</w:t>
+        <w:t xml:space="preserve">    -e "source ./sql/reset_contacts_typescript.sql"</w:t>
       </w:r>
     </w:p>
     <w:p>
@@ -60935,7 +61190,7 @@
         <w:keepNext/>
       </w:pPr>
       <w:r>
-        <w:t xml:space="preserve">    -e "RENAME TABLE contacts TO contacts_old"</w:t>
+        <w:t xml:space="preserve">    -e "RENAME TABLE contacts_typescript TO contacts_typescript_old"</w:t>
       </w:r>
     </w:p>
     <w:p>
@@ -60971,7 +61226,7 @@
         <w:keepNext/>
       </w:pPr>
       <w:r>
-        <w:t xml:space="preserve">    -e "RENAME TABLE contacts_old TO contacts"</w:t>
+        <w:t xml:space="preserve">    -e "RENAME TABLE contacts_typescript_old TO contacts_typescript"</w:t>
       </w:r>
     </w:p>
     <w:p>
@@ -61275,7 +61530,7 @@
         <w:keepNext/>
       </w:pPr>
       <w:r>
-        <w:t>mysql -u devuser -h 127.0.0.1 -P 3306 -D spa_contacts &lt; ./sql/reset_contacts.sql</w:t>
+        <w:t>mysql -u devuser -h 127.0.0.1 -P 3306 -D spa_contacts \</w:t>
       </w:r>
     </w:p>
     <w:p>
@@ -61284,6 +61539,15 @@
         <w:keepNext/>
       </w:pPr>
       <w:r>
+        <w:t xml:space="preserve">    &lt; ./sql/reset_contacts_typescript.sql</w:t>
+      </w:r>
+    </w:p>
+    <w:p>
+      <w:pPr>
+        <w:pStyle w:val="CommandBlock"/>
+        <w:keepNext/>
+      </w:pPr>
+      <w:r>
         <w:t>unset MYSQL_PWD</w:t>
       </w:r>
     </w:p>
@@ -61577,7 +61841,7 @@
         <w:keepNext/>
       </w:pPr>
       <w:r>
-        <w:t>Renamed table (contacts_old): GET 2 -&gt; 500; exit code 1</w:t>
+        <w:t>Renamed table (contacts_&lt;language&gt;_old): GET 2 -&gt; 500; exit code 1</w:t>
       </w:r>
     </w:p>
     <w:p>
@@ -62606,31 +62870,31 @@
       </w:rPr>
     </w:lvl>
   </w:abstractNum>
-  <w:num w:numId="1" w16cid:durableId="418716998">
+  <w:num w:numId="1" w16cid:durableId="1641612900">
     <w:abstractNumId w:val="8"/>
   </w:num>
-  <w:num w:numId="2" w16cid:durableId="696930007">
+  <w:num w:numId="2" w16cid:durableId="1226331161">
     <w:abstractNumId w:val="6"/>
   </w:num>
-  <w:num w:numId="3" w16cid:durableId="254216247">
+  <w:num w:numId="3" w16cid:durableId="358514373">
     <w:abstractNumId w:val="5"/>
   </w:num>
-  <w:num w:numId="4" w16cid:durableId="1962759414">
+  <w:num w:numId="4" w16cid:durableId="650254739">
     <w:abstractNumId w:val="4"/>
   </w:num>
-  <w:num w:numId="5" w16cid:durableId="68617199">
+  <w:num w:numId="5" w16cid:durableId="1105811096">
     <w:abstractNumId w:val="7"/>
   </w:num>
-  <w:num w:numId="6" w16cid:durableId="1597401033">
+  <w:num w:numId="6" w16cid:durableId="58334622">
     <w:abstractNumId w:val="3"/>
   </w:num>
-  <w:num w:numId="7" w16cid:durableId="242032442">
+  <w:num w:numId="7" w16cid:durableId="1426340604">
     <w:abstractNumId w:val="2"/>
   </w:num>
-  <w:num w:numId="8" w16cid:durableId="2026708011">
+  <w:num w:numId="8" w16cid:durableId="433675289">
     <w:abstractNumId w:val="1"/>
   </w:num>
-  <w:num w:numId="9" w16cid:durableId="416368005">
+  <w:num w:numId="9" w16cid:durableId="112525447">
     <w:abstractNumId w:val="0"/>
   </w:num>
 </w:numbering>

--- a/Volume 1/Chapter 06 - RESTful APIs/SPA_Vol1_Ch6_Lesson6_14_HTTP_Status_Codes.docx
+++ b/Volume 1/Chapter 06 - RESTful APIs/SPA_Vol1_Ch6_Lesson6_14_HTTP_Status_Codes.docx
@@ -2065,7 +2065,7 @@
         <w:keepNext/>
       </w:pPr>
       <w:r>
-        <w:t>$openssl = "C:\Program Files\Git\mingw64\bin\openssl.exe"</w:t>
+        <w:t>$openssl = "C:\Program Files\Git\ucrt64\bin\openssl.exe"</w:t>
       </w:r>
     </w:p>
     <w:p>
@@ -62916,31 +62916,31 @@
       </w:rPr>
     </w:lvl>
   </w:abstractNum>
-  <w:num w:numId="1" w16cid:durableId="1166361088">
+  <w:num w:numId="1" w16cid:durableId="1475413002">
     <w:abstractNumId w:val="8"/>
   </w:num>
-  <w:num w:numId="2" w16cid:durableId="378628627">
+  <w:num w:numId="2" w16cid:durableId="1245336278">
     <w:abstractNumId w:val="6"/>
   </w:num>
-  <w:num w:numId="3" w16cid:durableId="83381496">
+  <w:num w:numId="3" w16cid:durableId="1240797772">
     <w:abstractNumId w:val="5"/>
   </w:num>
-  <w:num w:numId="4" w16cid:durableId="395201689">
+  <w:num w:numId="4" w16cid:durableId="934478343">
     <w:abstractNumId w:val="4"/>
   </w:num>
-  <w:num w:numId="5" w16cid:durableId="615480501">
+  <w:num w:numId="5" w16cid:durableId="765661435">
     <w:abstractNumId w:val="7"/>
   </w:num>
-  <w:num w:numId="6" w16cid:durableId="1689211508">
+  <w:num w:numId="6" w16cid:durableId="1512259407">
     <w:abstractNumId w:val="3"/>
   </w:num>
-  <w:num w:numId="7" w16cid:durableId="516114823">
+  <w:num w:numId="7" w16cid:durableId="759253467">
     <w:abstractNumId w:val="2"/>
   </w:num>
-  <w:num w:numId="8" w16cid:durableId="1751804847">
+  <w:num w:numId="8" w16cid:durableId="317614092">
     <w:abstractNumId w:val="1"/>
   </w:num>
-  <w:num w:numId="9" w16cid:durableId="1644581097">
+  <w:num w:numId="9" w16cid:durableId="1132601093">
     <w:abstractNumId w:val="0"/>
   </w:num>
 </w:numbering>
